--- a/IRS-Project-Proposal-V1-CN.docx
+++ b/IRS-Project-Proposal-V1-CN.docx
@@ -10,8 +10,6 @@
           <w:rFonts w:hint="eastAsia"/>
         </w:rPr>
       </w:pPr>
-      <w:bookmarkStart w:id="18" w:name="_GoBack"/>
-      <w:bookmarkEnd w:id="18"/>
     </w:p>
     <w:p>
       <w:pPr>
@@ -78,13 +76,80 @@
       <w:pPr>
         <w:spacing w:after="360"/>
         <w:jc w:val="center"/>
+        <w:rPr>
+          <w:rFonts w:hint="eastAsia" w:ascii="Arial" w:hAnsi="Arial" w:eastAsia="微软雅黑"/>
+          <w:sz w:val="22"/>
+          <w:lang w:val="en-US" w:eastAsia="zh-CN"/>
+        </w:rPr>
       </w:pPr>
       <w:r>
         <w:rPr>
           <w:rFonts w:ascii="Arial" w:hAnsi="Arial" w:eastAsia="微软雅黑"/>
           <w:sz w:val="22"/>
         </w:rPr>
-        <w:t>小组成员：[待填写姓名及学号]</w:t>
+        <w:t>小组成员：</w:t>
+      </w:r>
+      <w:r>
+        <w:rPr>
+          <w:rFonts w:hint="eastAsia" w:ascii="Arial" w:hAnsi="Arial" w:eastAsia="微软雅黑"/>
+          <w:sz w:val="22"/>
+          <w:lang w:val="en-US" w:eastAsia="zh-CN"/>
+        </w:rPr>
+        <w:t>Zhao Jiayi A0329873M</w:t>
+      </w:r>
+    </w:p>
+    <w:p>
+      <w:pPr>
+        <w:spacing w:after="360"/>
+        <w:jc w:val="center"/>
+        <w:rPr>
+          <w:rFonts w:hint="eastAsia" w:ascii="Arial" w:hAnsi="Arial" w:eastAsia="宋体"/>
+          <w:sz w:val="22"/>
+          <w:lang w:val="en-US" w:eastAsia="zh-CN"/>
+        </w:rPr>
+      </w:pPr>
+      <w:r>
+        <w:rPr>
+          <w:rFonts w:ascii="Segoe UI" w:hAnsi="Segoe UI" w:eastAsia="Segoe UI" w:cs="Segoe UI"/>
+          <w:i w:val="0"/>
+          <w:iCs w:val="0"/>
+          <w:caps w:val="0"/>
+          <w:color w:val="1F2328"/>
+          <w:spacing w:val="0"/>
+          <w:sz w:val="24"/>
+          <w:szCs w:val="24"/>
+          <w:shd w:val="clear" w:fill="FFFFFF"/>
+        </w:rPr>
+        <w:t>Sun Wenjing</w:t>
+      </w:r>
+      <w:r>
+        <w:rPr>
+          <w:rFonts w:hint="eastAsia" w:ascii="Segoe UI" w:hAnsi="Segoe UI" w:eastAsia="宋体" w:cs="Segoe UI"/>
+          <w:i w:val="0"/>
+          <w:iCs w:val="0"/>
+          <w:caps w:val="0"/>
+          <w:color w:val="1F2328"/>
+          <w:spacing w:val="0"/>
+          <w:sz w:val="24"/>
+          <w:szCs w:val="24"/>
+          <w:shd w:val="clear" w:fill="FFFFFF"/>
+          <w:lang w:val="en-US" w:eastAsia="zh-CN"/>
+        </w:rPr>
+        <w:t xml:space="preserve"> </w:t>
+      </w:r>
+      <w:r>
+        <w:rPr>
+          <w:rFonts w:ascii="Segoe UI" w:hAnsi="Segoe UI" w:eastAsia="Segoe UI" w:cs="Segoe UI"/>
+          <w:i w:val="0"/>
+          <w:iCs w:val="0"/>
+          <w:caps w:val="0"/>
+          <w:color w:val="1F2328"/>
+          <w:spacing w:val="0"/>
+          <w:sz w:val="24"/>
+          <w:szCs w:val="24"/>
+          <w:shd w:val="clear" w:fill="FFFFFF"/>
+        </w:rPr>
+        <w:t>A0326610N</w:t>
       </w:r>
     </w:p>
     <w:p>
@@ -5382,15 +5447,16 @@
         <w:pStyle w:val="24"/>
         <w:numPr>
           <w:ilvl w:val="0"/>
-          <w:numId w:val="1"/>
+          <w:numId w:val="2"/>
         </w:numPr>
         <w:spacing w:after="70" w:line="276" w:lineRule="auto"/>
       </w:pPr>
       <w:r>
         <w:rPr>
           <w:rFonts w:eastAsia="微软雅黑"/>
-        </w:rPr>
-        <w:t>项目工作量有限，因此 proposal 阶段以可演示的核心闭环为优先：岗位解析、匹配推荐、解释、基于 JD 的简历优化、视频模拟面试原型和目标岗位进度跟踪。</w:t>
+          <w:b w:val="0"/>
+        </w:rPr>
+        <w:t>项目范围与实施安排以完成可演示的核心闭环为原则。项目初期聚焦岗位解析、匹配推荐与解释、基于 JD 的简历优化、视频模拟面试原型及目标岗位准备进度跟踪。</w:t>
       </w:r>
     </w:p>
     <w:p>
@@ -5398,15 +5464,16 @@
         <w:pStyle w:val="24"/>
         <w:numPr>
           <w:ilvl w:val="0"/>
-          <w:numId w:val="1"/>
+          <w:numId w:val="2"/>
         </w:numPr>
         <w:spacing w:after="70" w:line="276" w:lineRule="auto"/>
       </w:pPr>
       <w:r>
         <w:rPr>
           <w:rFonts w:eastAsia="微软雅黑"/>
-        </w:rPr>
-        <w:t>没有真实申请结果数据；推荐效果将先通过人工判断、样例测试和匹配分数变化进行初步评估。</w:t>
+          <w:b w:val="0"/>
+        </w:rPr>
+        <w:t>鉴于项目初期尚不具备真实申请结果数据，推荐效果将通过人工相关性评审、代表性场景测试和匹配分数对比进行初步验证。</w:t>
       </w:r>
     </w:p>
     <w:p>
@@ -5414,17 +5481,17 @@
         <w:pStyle w:val="24"/>
         <w:numPr>
           <w:ilvl w:val="0"/>
-          <w:numId w:val="1"/>
+          <w:numId w:val="2"/>
         </w:numPr>
         <w:spacing w:after="70" w:line="276" w:lineRule="auto"/>
       </w:pPr>
       <w:r>
         <w:rPr>
           <w:rFonts w:eastAsia="微软雅黑"/>
-          <w:b/>
+          <w:b w:val="0"/>
           <w:bCs/>
         </w:rPr>
-        <w:t>岗位数据访问是主要外部风险，因此项目优先使用开放数据集、公开 JD 样例和小规模手动收集数据。</w:t>
+        <w:t>岗位数据的可获得性与合规使用构成项目的主要外部依赖。项目将优先采用开放数据集、公开可用的 JD 样例及经规范整理的小规模数据，以支持原型开发与评估。</w:t>
       </w:r>
     </w:p>
     <w:p>
@@ -5432,15 +5499,16 @@
         <w:pStyle w:val="24"/>
         <w:numPr>
           <w:ilvl w:val="0"/>
-          <w:numId w:val="1"/>
+          <w:numId w:val="2"/>
         </w:numPr>
         <w:spacing w:after="70" w:line="276" w:lineRule="auto"/>
       </w:pPr>
       <w:r>
         <w:rPr>
           <w:rFonts w:eastAsia="微软雅黑"/>
-        </w:rPr>
-        <w:t>简历包含个人身份信息，所有测试简历会在使用前脱敏或假名化。</w:t>
+          <w:b w:val="0"/>
+        </w:rPr>
+        <w:t>简历涉及个人信息，所有测试材料将在处理前完成脱敏，或使用合成及假名化数据，并限制其用途与访问范围。</w:t>
       </w:r>
     </w:p>
     <w:p>
@@ -5448,18 +5516,21 @@
         <w:pStyle w:val="24"/>
         <w:numPr>
           <w:ilvl w:val="0"/>
-          <w:numId w:val="1"/>
+          <w:numId w:val="2"/>
         </w:numPr>
         <w:spacing w:after="70" w:line="276" w:lineRule="auto"/>
       </w:pPr>
       <w:r>
         <w:rPr>
           <w:rFonts w:eastAsia="微软雅黑"/>
-        </w:rPr>
-        <w:t>LLM 调用将主要用于文本抽取、解释生成和简历改写，规则筛选、匹配排序等高频环节尽量使用本地组件。</w:t>
-      </w:r>
-    </w:p>
-    <w:p>
+          <w:b w:val="0"/>
+        </w:rPr>
+        <w:t>大语言模型主要用于非结构化文本抽取、解释生成和经用户确认的简历改写；硬约束筛选与匹配排序优先由可解释、可复现的本地规则和算法组件实现，以控制成本、响应延迟及输出不确定性。</w:t>
+      </w:r>
+    </w:p>
+    <w:p>
+      <w:bookmarkStart w:id="18" w:name="_GoBack"/>
+      <w:bookmarkEnd w:id="18"/>
       <w:r>
         <w:br w:type="page"/>
       </w:r>
@@ -6577,6 +6648,12 @@
       <w:startOverride w:val="1"/>
     </w:lvlOverride>
   </w:num>
+  <w:num w:numId="2">
+    <w:abstractNumId w:val="0"/>
+    <w:lvlOverride w:ilvl="0">
+      <w:startOverride w:val="1"/>
+    </w:lvlOverride>
+  </w:num>
 </w:numbering>
 </file>
 
@@ -6585,7 +6662,7 @@
   <w:docDefaults>
     <w:rPrDefault>
       <w:rPr>
-        <w:rFonts w:ascii="Calibri" w:hAnsi="Calibri" w:eastAsiaTheme="minorEastAsia" w:cs="Calibri"/>
+        <w:rFonts w:ascii="Times New Roman" w:hAnsi="Times New Roman" w:eastAsia="宋体" w:cs="Times New Roman"/>
       </w:rPr>
     </w:rPrDefault>
     <w:pPrDefault/>
@@ -6629,8 +6706,8 @@
     <w:lsdException w:uiPriority="99" w:name="table of figures"/>
     <w:lsdException w:uiPriority="99" w:name="envelope address"/>
     <w:lsdException w:uiPriority="99" w:name="envelope return"/>
-    <w:lsdException w:uiPriority="99" w:name="footnote reference"/>
-    <w:lsdException w:uiPriority="99" w:name="annotation reference"/>
+    <w:lsdException w:qFormat="1" w:uiPriority="99" w:name="footnote reference"/>
+    <w:lsdException w:qFormat="1" w:uiPriority="99" w:name="annotation reference"/>
     <w:lsdException w:uiPriority="99" w:name="line number"/>
     <w:lsdException w:uiPriority="99" w:name="page number"/>
     <w:lsdException w:uiPriority="99" w:name="endnote reference"/>
@@ -6656,7 +6733,7 @@
     <w:lsdException w:qFormat="1" w:unhideWhenUsed="0" w:uiPriority="10" w:semiHidden="0" w:name="Title"/>
     <w:lsdException w:uiPriority="99" w:name="Closing"/>
     <w:lsdException w:uiPriority="99" w:name="Signature"/>
-    <w:lsdException w:uiPriority="1" w:name="Default Paragraph Font"/>
+    <w:lsdException w:qFormat="1" w:uiPriority="1" w:name="Default Paragraph Font"/>
     <w:lsdException w:uiPriority="99" w:name="Body Text"/>
     <w:lsdException w:uiPriority="99" w:name="Body Text Indent"/>
     <w:lsdException w:uiPriority="99" w:name="List Continue"/>
@@ -6962,6 +7039,7 @@
     <w:name w:val="Default Paragraph Font"/>
     <w:semiHidden/>
     <w:unhideWhenUsed/>
+    <w:qFormat/>
     <w:uiPriority w:val="1"/>
   </w:style>
   <w:style w:type="table" w:default="1" w:styleId="17">
@@ -7115,6 +7193,7 @@
     <w:basedOn w:val="18"/>
     <w:semiHidden/>
     <w:unhideWhenUsed/>
+    <w:qFormat/>
     <w:uiPriority w:val="99"/>
     <w:rPr>
       <w:sz w:val="21"/>
@@ -7125,6 +7204,7 @@
     <w:name w:val="footnote reference"/>
     <w:semiHidden/>
     <w:unhideWhenUsed/>
+    <w:qFormat/>
     <w:uiPriority w:val="99"/>
     <w:rPr>
       <w:vertAlign w:val="superscript"/>
@@ -7159,6 +7239,7 @@
     <w:link w:val="13"/>
     <w:semiHidden/>
     <w:unhideWhenUsed/>
+    <w:qFormat/>
     <w:uiPriority w:val="99"/>
     <w:rPr>
       <w:sz w:val="20"/>
@@ -7170,6 +7251,7 @@
     <w:link w:val="9"/>
     <w:semiHidden/>
     <w:unhideWhenUsed/>
+    <w:qFormat/>
     <w:uiPriority w:val="99"/>
     <w:rPr>
       <w:sz w:val="20"/>
@@ -7202,6 +7284,7 @@
     <w:name w:val="批注文字 字符"/>
     <w:basedOn w:val="18"/>
     <w:link w:val="8"/>
+    <w:qFormat/>
     <w:uiPriority w:val="99"/>
     <w:rPr>
       <w:sz w:val="21"/>
@@ -7213,6 +7296,7 @@
     <w:basedOn w:val="29"/>
     <w:link w:val="16"/>
     <w:semiHidden/>
+    <w:qFormat/>
     <w:uiPriority w:val="99"/>
     <w:rPr>
       <w:b/>
